--- a/docs/flucase/flucase测试教程_新中心接入_20261016.docx
+++ b/docs/flucase/flucase测试教程_新中心接入_20261016.docx
@@ -371,7 +371,7 @@
                 <w:sz w:val="19"/>
                 <w:szCs w:val="19"/>
               </w:rPr>
-              <w:t xml:space="preserve">本机正式模式、虚构数据，flucase main 51beaca</w:t>
+              <w:t xml:space="preserve">本机正式模式、虚构数据，flucase fix/t0-r4-20261016 470cae9</w:t>
             </w:r>
           </w:p>
         </w:tc>
@@ -449,7 +449,7 @@
           <w:sz w:val="21"/>
           <w:szCs w:val="21"/>
         </w:rPr>
-        <w:t xml:space="preserve">3　本次测试发现、与新中心接入有关的问题</w:t>
+        <w:t xml:space="preserve">3　2026-10-16 测试发现的问题</w:t>
       </w:r>
     </w:p>
     <w:p>
@@ -468,7 +468,7 @@
           <w:sz w:val="17"/>
           <w:szCs w:val="17"/>
         </w:rPr>
-        <w:t xml:space="preserve">截图来自 2026-10-16 的本机正式模式测试（flucase main 51beaca，FLUCASE_ENV=prod），病例、姓名、编号全部虚构，本文不含任何真实病例。真实数据测试时只回报计数、问题代码、页面现象和原表列名，不发病例内容，也不发带病例信息的截图。</w:t>
+        <w:t xml:space="preserve">截图来自 2026-10-16 测试问题修复后的本机正式模式测试（flucase fix/t0-r4-20261016 470cae9，FLUCASE_ENV=prod），病例、姓名、编号全部虚构，本文不含任何真实病例。真实数据测试时只回报计数、问题代码、页面现象和原表列名，不发病例内容，也不发带病例信息的截图。</w:t>
       </w:r>
     </w:p>
     <w:p>
@@ -1738,7 +1738,7 @@
                 <w:sz w:val="20"/>
                 <w:szCs w:val="20"/>
               </w:rPr>
-              <w:t xml:space="preserve">看到“认不出”后，把导入编号（如“导入 #9”）告诉研究者</w:t>
+              <w:t xml:space="preserve">看到“认不出”后，把导入编号（如“导入 #10”）告诉研究者</w:t>
             </w:r>
           </w:p>
         </w:tc>
@@ -1789,24 +1789,7 @@
                 <w:sz w:val="20"/>
                 <w:szCs w:val="20"/>
               </w:rPr>
-              <w:t xml:space="preserve">“最接近的是：GD式 CRF 宽表（0%）、GAM式住院（0%）……”</w:t>
-            </w:r>
-          </w:p>
-          <w:p>
-            <w:pPr>
-              <w:pStyle w:val="ListParagraph"/>
-              <w:numPr>
-                <w:ilvl w:val="0"/>
-                <w:numId w:val="2"/>
-              </w:numPr>
-              <w:spacing w:after="30" w:line="276"/>
-            </w:pPr>
-            <w:r>
-              <w:rPr>
-                <w:sz w:val="20"/>
-                <w:szCs w:val="20"/>
-              </w:rPr>
-              <w:t xml:space="preserve">没有“下一步”按钮（还不能导入）</w:t>
+              <w:t xml:space="preserve">没有“下一步”按钮（还不能导入）；页面提示可以“跳过这个文件，其余继续”或“重新选文件”——这里只有这一个文件，等研究者处理</w:t>
             </w:r>
           </w:p>
         </w:tc>
@@ -1826,7 +1809,7 @@
       <w:r>
         <w:drawing>
           <wp:inline distT="0" distB="0" distL="0" distR="0">
-            <wp:extent cx="6096000" cy="2171700"/>
+            <wp:extent cx="6096000" cy="2438400"/>
             <wp:effectExtent t="0" r="0" b="0" l="0"/>
             <wp:docPr id="1" name="图 1　医生看到的“认不出”" descr="图 1　医生看到的“认不出”" title="图 1　医生看到的“认不出”"/>
             <wp:cNvGraphicFramePr>
@@ -1851,7 +1834,7 @@
                   <pic:spPr bwMode="auto">
                     <a:xfrm>
                       <a:off x="0" y="0"/>
-                      <a:ext cx="6096000" cy="2171700"/>
+                      <a:ext cx="6096000" cy="2438400"/>
                     </a:xfrm>
                     <a:prstGeom prst="rect">
                       <a:avLst/>
@@ -2097,7 +2080,7 @@
                 <w:sz w:val="20"/>
                 <w:szCs w:val="20"/>
               </w:rPr>
-              <w:t xml:space="preserve">示例表里系统自动猜对了 15 列：住院号→病例ID、性别、年龄、入院时间→入院 / 就诊时间、出院时间、离院方式→离院方式 / 转归、体温→VS001、脉搏→VS002 心率、呼吸→VS003、血氧饱和度→VS006 SpO2、白细胞计数→LAB001、C反应蛋白→LAB006、发热→SYM001、咳嗽→SYM002、糖尿病→COM006</w:t>
+              <w:t xml:space="preserve">示例表里系统自动猜对了 16 列：住院号→病例ID、性别、年龄、入院时间→入院 / 就诊时间、出院时间、离院方式→离院方式 / 转归、体温→VS001、脉搏→VS002 心率、呼吸→VS003、血氧饱和度→VS006 SpO2、白细胞计数→LAB001、C反应蛋白→LAB006、发热→SYM001、咳嗽→SYM002、糖尿病→COM006、入院记录→病历正文</w:t>
             </w:r>
           </w:p>
           <w:p>
@@ -2328,7 +2311,7 @@
                 <w:sz w:val="20"/>
                 <w:szCs w:val="20"/>
               </w:rPr>
-              <w:t xml:space="preserve">示例里“入院记录”被猜成“不导入”，改成“病历正文”（病历里的症状、起病时长会再用规则读出来）</w:t>
+              <w:t xml:space="preserve">示例里“入院记录”已经自动认成“病历正文”（列名叫入院记录、病历、病程记录、首次病程等都会自动认出；没有文书类型列时，列名就当文书类型）；病历里的症状、起病时长会再用规则读出来</w:t>
             </w:r>
           </w:p>
           <w:p>
@@ -2433,9 +2416,9 @@
       <w:r>
         <w:drawing>
           <wp:inline distT="0" distB="0" distL="0" distR="0">
-            <wp:extent cx="6096000" cy="3400425"/>
+            <wp:extent cx="6096000" cy="3810000"/>
             <wp:effectExtent t="0" r="0" b="0" l="0"/>
-            <wp:docPr id="3" name="图 3　改好“入院记录 → 病历正文”、起好名字，准备保存" descr="图 3　改好“入院记录 → 病历正文”、起好名字，准备保存" title="图 3　改好“入院记录 → 病历正文”、起好名字，准备保存"/>
+            <wp:docPr id="3" name="图 3　“入院记录”自动认成病历正文；起好名字，准备保存" descr="图 3　“入院记录”自动认成病历正文；起好名字，准备保存" title="图 3　“入院记录”自动认成病历正文；起好名字，准备保存"/>
             <wp:cNvGraphicFramePr>
               <a:graphicFrameLocks xmlns:a="http://schemas.openxmlformats.org/drawingml/2006/main" noChangeAspect="1"/>
             </wp:cNvGraphicFramePr>
@@ -2458,7 +2441,7 @@
                   <pic:spPr bwMode="auto">
                     <a:xfrm>
                       <a:off x="0" y="0"/>
-                      <a:ext cx="6096000" cy="3400425"/>
+                      <a:ext cx="6096000" cy="3810000"/>
                     </a:xfrm>
                     <a:prstGeom prst="rect">
                       <a:avLst/>
@@ -2482,79 +2465,8 @@
           <w:sz w:val="18"/>
           <w:szCs w:val="18"/>
         </w:rPr>
-        <w:t xml:space="preserve">图 3　改好“入院记录 → 病历正文”、起好名字，准备保存</w:t>
-      </w:r>
-    </w:p>
-    <w:tbl>
-      <w:tblPr>
-        <w:tblW w:type="dxa" w:w="9638"/>
-        <w:tblBorders>
-          <w:top w:val="single" w:color="auto" w:sz="4"/>
-          <w:left w:val="single" w:color="auto" w:sz="4"/>
-          <w:bottom w:val="single" w:color="auto" w:sz="4"/>
-          <w:right w:val="single" w:color="auto" w:sz="4"/>
-          <w:insideH w:val="single" w:color="auto" w:sz="4"/>
-          <w:insideV w:val="single" w:color="auto" w:sz="4"/>
-        </w:tblBorders>
-        <w:tblLayout w:type="fixed"/>
-      </w:tblPr>
-      <w:tblGrid>
-        <w:gridCol w:w="9638"/>
-      </w:tblGrid>
-      <w:tr>
-        <w:trPr>
-          <w:cantSplit/>
-        </w:trPr>
-        <w:tc>
-          <w:tcPr>
-            <w:tcW w:type="dxa" w:w="9638"/>
-            <w:tcBorders>
-              <w:top w:val="none" w:color="FFFFFF" w:sz="0"/>
-              <w:left w:val="single" w:color="E0A100" w:sz="24"/>
-              <w:bottom w:val="none" w:color="FFFFFF" w:sz="0"/>
-              <w:right w:val="none" w:color="FFFFFF" w:sz="0"/>
-            </w:tcBorders>
-            <w:shd w:fill="FFF3D6" w:color="auto" w:val="clear"/>
-            <w:tcMar>
-              <w:top w:type="dxa" w:w="80"/>
-              <w:left w:type="dxa" w:w="120"/>
-              <w:bottom w:type="dxa" w:w="80"/>
-              <w:right w:type="dxa" w:w="120"/>
-            </w:tcMar>
-          </w:tcPr>
-          <w:p>
-            <w:pPr>
-              <w:spacing w:after="60"/>
-            </w:pPr>
-            <w:r>
-              <w:rPr>
-                <w:b/>
-                <w:bCs/>
-                <w:sz w:val="20"/>
-                <w:szCs w:val="20"/>
-              </w:rPr>
-              <w:t xml:space="preserve">已知问题（本次测试发现，修复前会遇到）</w:t>
-            </w:r>
-          </w:p>
-          <w:p>
-            <w:pPr>
-              <w:spacing w:line="300"/>
-            </w:pPr>
-            <w:r>
-              <w:rPr>
-                <w:sz w:val="20"/>
-                <w:szCs w:val="20"/>
-              </w:rPr>
-              <w:t xml:space="preserve">表头叫“入院记录”的列不会被自动认成病历正文（系统只认“内容、文书内容、病历内容、记录内容、正文、病程内容、文本”这些名字），要手动改。</w:t>
-            </w:r>
-          </w:p>
-        </w:tc>
-      </w:tr>
-    </w:tbl>
-    <w:p>
-      <w:pPr>
-        <w:spacing w:after="100" w:line="120"/>
-      </w:pPr>
+        <w:t xml:space="preserve">图 3　“入院记录”自动认成病历正文；起好名字，准备保存</w:t>
+      </w:r>
     </w:p>
     <w:p>
       <w:pPr>
@@ -3219,7 +3131,7 @@
       <w:r>
         <w:drawing>
           <wp:inline distT="0" distB="0" distL="0" distR="0">
-            <wp:extent cx="6096000" cy="1524000"/>
+            <wp:extent cx="6096000" cy="1609725"/>
             <wp:effectExtent t="0" r="0" b="0" l="0"/>
             <wp:docPr id="6" name="图 6　医生的导入记录：等你确认" descr="图 6　医生的导入记录：等你确认" title="图 6　医生的导入记录：等你确认"/>
             <wp:cNvGraphicFramePr>
@@ -3244,7 +3156,7 @@
                   <pic:spPr bwMode="auto">
                     <a:xfrm>
                       <a:off x="0" y="0"/>
-                      <a:ext cx="6096000" cy="1524000"/>
+                      <a:ext cx="6096000" cy="1609725"/>
                     </a:xfrm>
                     <a:prstGeom prst="rect">
                       <a:avLst/>
@@ -3801,6 +3713,63 @@
         <w:spacing w:after="100" w:line="120"/>
       </w:pPr>
     </w:p>
+    <w:tbl>
+      <w:tblPr>
+        <w:tblW w:type="dxa" w:w="9638"/>
+        <w:tblBorders>
+          <w:top w:val="single" w:color="auto" w:sz="4"/>
+          <w:left w:val="single" w:color="auto" w:sz="4"/>
+          <w:bottom w:val="single" w:color="auto" w:sz="4"/>
+          <w:right w:val="single" w:color="auto" w:sz="4"/>
+          <w:insideH w:val="single" w:color="auto" w:sz="4"/>
+          <w:insideV w:val="single" w:color="auto" w:sz="4"/>
+        </w:tblBorders>
+        <w:tblLayout w:type="fixed"/>
+      </w:tblPr>
+      <w:tblGrid>
+        <w:gridCol w:w="9638"/>
+      </w:tblGrid>
+      <w:tr>
+        <w:trPr>
+          <w:cantSplit/>
+        </w:trPr>
+        <w:tc>
+          <w:tcPr>
+            <w:tcW w:type="dxa" w:w="9638"/>
+            <w:tcBorders>
+              <w:top w:val="none" w:color="FFFFFF" w:sz="0"/>
+              <w:left w:val="single" w:color="2A78D6" w:sz="24"/>
+              <w:bottom w:val="none" w:color="FFFFFF" w:sz="0"/>
+              <w:right w:val="none" w:color="FFFFFF" w:sz="0"/>
+            </w:tcBorders>
+            <w:shd w:fill="EAF2FC" w:color="auto" w:val="clear"/>
+            <w:tcMar>
+              <w:top w:type="dxa" w:w="80"/>
+              <w:left w:type="dxa" w:w="120"/>
+              <w:bottom w:type="dxa" w:w="80"/>
+              <w:right w:type="dxa" w:w="120"/>
+            </w:tcMar>
+          </w:tcPr>
+          <w:p>
+            <w:pPr>
+              <w:spacing w:line="300"/>
+            </w:pPr>
+            <w:r>
+              <w:rPr>
+                <w:sz w:val="20"/>
+                <w:szCs w:val="20"/>
+              </w:rPr>
+              <w:t xml:space="preserve">同一批里还有认不出或打不开的文件时，在那个文件下面点“跳过这个文件，其余继续”，相似的文件就能往下走；回执里会写明跳过了哪个。</w:t>
+            </w:r>
+          </w:p>
+        </w:tc>
+      </w:tr>
+    </w:tbl>
+    <w:p>
+      <w:pPr>
+        <w:spacing w:after="100" w:line="120"/>
+      </w:pPr>
+    </w:p>
     <w:p>
       <w:pPr>
         <w:keepNext/>
@@ -3810,7 +3779,7 @@
       <w:r>
         <w:drawing>
           <wp:inline distT="0" distB="0" distL="0" distR="0">
-            <wp:extent cx="6096000" cy="3314700"/>
+            <wp:extent cx="6096000" cy="2447925"/>
             <wp:effectExtent t="0" r="0" b="0" l="0"/>
             <wp:docPr id="9" name="图 9　研究者看到的“相似”：多了“存成新格式”" descr="图 9　研究者看到的“相似”：多了“存成新格式”" title="图 9　研究者看到的“相似”：多了“存成新格式”"/>
             <wp:cNvGraphicFramePr>
@@ -3835,7 +3804,7 @@
                   <pic:spPr bwMode="auto">
                     <a:xfrm>
                       <a:off x="0" y="0"/>
-                      <a:ext cx="6096000" cy="3314700"/>
+                      <a:ext cx="6096000" cy="2447925"/>
                     </a:xfrm>
                     <a:prstGeom prst="rect">
                       <a:avLst/>
@@ -3871,7 +3840,7 @@
       <w:r>
         <w:drawing>
           <wp:inline distT="0" distB="0" distL="0" distR="0">
-            <wp:extent cx="6096000" cy="3067050"/>
+            <wp:extent cx="6096000" cy="2200275"/>
             <wp:effectExtent t="0" r="0" b="0" l="0"/>
             <wp:docPr id="10" name="图 10　存成新格式后：完全符合" descr="图 10　存成新格式后：完全符合" title="图 10　存成新格式后：完全符合"/>
             <wp:cNvGraphicFramePr>
@@ -3896,7 +3865,7 @@
                   <pic:spPr bwMode="auto">
                     <a:xfrm>
                       <a:off x="0" y="0"/>
-                      <a:ext cx="6096000" cy="3067050"/>
+                      <a:ext cx="6096000" cy="2200275"/>
                     </a:xfrm>
                     <a:prstGeom prst="rect">
                       <a:avLst/>
@@ -3922,77 +3891,6 @@
         </w:rPr>
         <w:t xml:space="preserve">图 10　存成新格式后：完全符合</w:t>
       </w:r>
-    </w:p>
-    <w:tbl>
-      <w:tblPr>
-        <w:tblW w:type="dxa" w:w="9638"/>
-        <w:tblBorders>
-          <w:top w:val="single" w:color="auto" w:sz="4"/>
-          <w:left w:val="single" w:color="auto" w:sz="4"/>
-          <w:bottom w:val="single" w:color="auto" w:sz="4"/>
-          <w:right w:val="single" w:color="auto" w:sz="4"/>
-          <w:insideH w:val="single" w:color="auto" w:sz="4"/>
-          <w:insideV w:val="single" w:color="auto" w:sz="4"/>
-        </w:tblBorders>
-        <w:tblLayout w:type="fixed"/>
-      </w:tblPr>
-      <w:tblGrid>
-        <w:gridCol w:w="9638"/>
-      </w:tblGrid>
-      <w:tr>
-        <w:trPr>
-          <w:cantSplit/>
-        </w:trPr>
-        <w:tc>
-          <w:tcPr>
-            <w:tcW w:type="dxa" w:w="9638"/>
-            <w:tcBorders>
-              <w:top w:val="none" w:color="FFFFFF" w:sz="0"/>
-              <w:left w:val="single" w:color="E0A100" w:sz="24"/>
-              <w:bottom w:val="none" w:color="FFFFFF" w:sz="0"/>
-              <w:right w:val="none" w:color="FFFFFF" w:sz="0"/>
-            </w:tcBorders>
-            <w:shd w:fill="FFF3D6" w:color="auto" w:val="clear"/>
-            <w:tcMar>
-              <w:top w:type="dxa" w:w="80"/>
-              <w:left w:type="dxa" w:w="120"/>
-              <w:bottom w:type="dxa" w:w="80"/>
-              <w:right w:type="dxa" w:w="120"/>
-            </w:tcMar>
-          </w:tcPr>
-          <w:p>
-            <w:pPr>
-              <w:spacing w:after="60"/>
-            </w:pPr>
-            <w:r>
-              <w:rPr>
-                <w:b/>
-                <w:bCs/>
-                <w:sz w:val="20"/>
-                <w:szCs w:val="20"/>
-              </w:rPr>
-              <w:t xml:space="preserve">已知问题（本次测试发现，修复前会遇到）</w:t>
-            </w:r>
-          </w:p>
-          <w:p>
-            <w:pPr>
-              <w:spacing w:line="300"/>
-            </w:pPr>
-            <w:r>
-              <w:rPr>
-                <w:sz w:val="20"/>
-                <w:szCs w:val="20"/>
-              </w:rPr>
-              <w:t xml:space="preserve">同一批里还有认不出的文件时，即使相似的文件已经“完全符合”，整批仍停在“认格式”（没有“下一步”）。让医生“重新选文件”，只放认得出的文件再传。</w:t>
-            </w:r>
-          </w:p>
-        </w:tc>
-      </w:tr>
-    </w:tbl>
-    <w:p>
-      <w:pPr>
-        <w:spacing w:after="100" w:line="120"/>
-      </w:pPr>
     </w:p>
     <w:p>
       <w:pPr>
@@ -4439,7 +4337,7 @@
                 <w:sz w:val="19"/>
                 <w:szCs w:val="19"/>
               </w:rPr>
-              <w:t xml:space="preserve">认不出 · 最接近的格式都是 0%</w:t>
+              <w:t xml:space="preserve">认不出（各格式都是 0% 时不再列“最接近的是”）</w:t>
             </w:r>
           </w:p>
         </w:tc>
@@ -4502,7 +4400,7 @@
                 <w:sz w:val="19"/>
                 <w:szCs w:val="19"/>
               </w:rPr>
-              <w:t xml:space="preserve">17 列里只有“入院记录”要手动改成“病历正文”；其余 15 列猜对含义，姓名猜成“不导入”（也对）</w:t>
+              <w:t xml:space="preserve">17 列里 16 列猜对含义（含“入院记录”→病历正文），姓名猜成“不导入”（也对）；不用手动改</w:t>
             </w:r>
           </w:p>
         </w:tc>
@@ -4771,7 +4669,7 @@
         <w:pageBreakBefore/>
       </w:pPr>
       <w:r>
-        <w:t xml:space="preserve">3　本次测试发现、与新中心接入有关的问题</w:t>
+        <w:t xml:space="preserve">3　2026-10-16 测试发现的问题</w:t>
       </w:r>
     </w:p>
     <w:p>
@@ -4784,7 +4682,7 @@
         <w:spacing w:after="30" w:line="276"/>
       </w:pPr>
       <w:r>
-        <w:t xml:space="preserve">格式向导不认“入院记录”这类表头为病历正文，需要手动改（步骤 4）。</w:t>
+        <w:t xml:space="preserve">已修复：格式向导把“入院记录”等列认成病历正文（#11）；一批里认不出 / 打不开的文件可以跳过、其余继续（#7）；坏文件报“打不开”（#6）。</w:t>
       </w:r>
     </w:p>
     <w:p>
@@ -4797,33 +4695,7 @@
         <w:spacing w:after="30" w:line="276"/>
       </w:pPr>
       <w:r>
-        <w:t xml:space="preserve">一批里有认不出的文件时整批卡住，相似文件存成新格式后也不能单独往下走（步骤 8）。</w:t>
-      </w:r>
-    </w:p>
-    <w:p>
-      <w:pPr>
-        <w:pStyle w:val="ListParagraph"/>
-        <w:numPr>
-          <w:ilvl w:val="0"/>
-          <w:numId w:val="2"/>
-        </w:numPr>
-        <w:spacing w:after="30" w:line="276"/>
-      </w:pPr>
-      <w:r>
-        <w:t xml:space="preserve">损坏的或改了扩展名的文件也显示“认不出”，医生会误以为是格式问题。</w:t>
-      </w:r>
-    </w:p>
-    <w:p>
-      <w:pPr>
-        <w:pStyle w:val="ListParagraph"/>
-        <w:numPr>
-          <w:ilvl w:val="0"/>
-          <w:numId w:val="2"/>
-        </w:numPr>
-        <w:spacing w:after="30" w:line="276"/>
-      </w:pPr>
-      <w:r>
-        <w:t xml:space="preserve">已保存的格式目前只在“批次与运行”页列出名字，导入页看不到格式清单；删除格式只有接口（</w:t>
+        <w:t xml:space="preserve">仍未做（不在这次修复范围）：已保存的格式只在“批次与运行”页列出名字（只列格式向导存的，相似格式存成的派生格式不在这个清单里），导入页看不到格式清单；删除格式只有接口（</w:t>
       </w:r>
       <w:r>
         <w:rPr>
@@ -4833,7 +4705,7 @@
         <w:t xml:space="preserve">DELETE /api/formats/&lt;key&gt;</w:t>
       </w:r>
       <w:r>
-        <w:t xml:space="preserve">），本次没有测。</w:t>
+        <w:t xml:space="preserve">），没有测。</w:t>
       </w:r>
     </w:p>
     <w:p>
@@ -4846,14 +4718,14 @@
         <w:spacing w:after="120" w:line="320"/>
       </w:pPr>
       <w:r>
-        <w:t xml:space="preserve">完整清单、原因和修改建议见 </w:t>
+        <w:t xml:space="preserve">修改内容和验证见 </w:t>
       </w:r>
       <w:r>
         <w:rPr>
           <w:rFonts w:ascii="Consolas" w:eastAsia="Microsoft YaHei" w:hAnsi="Consolas"/>
           <w:shd w:fill="F0EFEC" w:color="auto" w:val="clear"/>
         </w:rPr>
-        <w:t xml:space="preserve">docs/flucase/flucase全角色测试报告_20261016.md</w:t>
+        <w:t xml:space="preserve">docs/flucase/flucase测试问题修复报告_20261016.md</w:t>
       </w:r>
       <w:r>
         <w:t xml:space="preserve">。</w:t>

--- a/docs/flucase/flucase测试教程_新中心接入_20261016.docx
+++ b/docs/flucase/flucase测试教程_新中心接入_20261016.docx
@@ -371,7 +371,7 @@
                 <w:sz w:val="19"/>
                 <w:szCs w:val="19"/>
               </w:rPr>
-              <w:t xml:space="preserve">本机正式模式、虚构数据，flucase fix/t0-r4-20261016 470cae9</w:t>
+              <w:t xml:space="preserve">本机正式模式、虚构数据，flucase main 470cae9</w:t>
             </w:r>
           </w:p>
         </w:tc>
@@ -468,7 +468,7 @@
           <w:sz w:val="17"/>
           <w:szCs w:val="17"/>
         </w:rPr>
-        <w:t xml:space="preserve">截图来自 2026-10-16 测试问题修复后的本机正式模式测试（flucase fix/t0-r4-20261016 470cae9，FLUCASE_ENV=prod），病例、姓名、编号全部虚构，本文不含任何真实病例。真实数据测试时只回报计数、问题代码、页面现象和原表列名，不发病例内容，也不发带病例信息的截图。</w:t>
+        <w:t xml:space="preserve">截图来自 2026-10-16 测试问题修复后的本机正式模式测试（flucase main 470cae9，FLUCASE_ENV=prod），病例、姓名、编号全部虚构，本文不含任何真实病例。真实数据测试时只回报计数、问题代码、页面现象和原表列名，不发病例内容，也不发带病例信息的截图。</w:t>
       </w:r>
     </w:p>
     <w:p>
